--- a/Aim_1/GO_result/RF/Strong signal pathway.docx
+++ b/Aim_1/GO_result/RF/Strong signal pathway.docx
@@ -10,6 +10,24 @@
       </w:pPr>
       <w:r>
         <w:t>KEGG_2021_Human</w:t>
+      </w:r>
+      <w:r>
+        <w:rPr>
+          <w:rFonts w:hint="eastAsia"/>
+        </w:rPr>
+        <w:t>(</w:t>
+      </w:r>
+      <w:r>
+        <w:rPr>
+          <w:rFonts w:hint="eastAsia"/>
+        </w:rPr>
+        <w:t>可放圖</w:t>
+      </w:r>
+      <w:r>
+        <w:rPr>
+          <w:rFonts w:hint="eastAsia"/>
+        </w:rPr>
+        <w:t>)</w:t>
       </w:r>
     </w:p>
     <w:p>
@@ -61,7 +79,26 @@
         </w:drawing>
       </w:r>
     </w:p>
-    <w:p/>
+    <w:p>
+      <w:pPr>
+        <w:rPr>
+          <w:rFonts w:hint="eastAsia"/>
+        </w:rPr>
+      </w:pPr>
+    </w:p>
+    <w:p>
+      <w:pPr>
+        <w:rPr>
+          <w:rFonts w:hint="eastAsia"/>
+        </w:rPr>
+      </w:pPr>
+      <w:r>
+        <w:rPr>
+          <w:rFonts w:hint="eastAsia"/>
+        </w:rPr>
+        <w:t>-----------------------------------------------------------------------------------------------------</w:t>
+      </w:r>
+    </w:p>
     <w:p>
       <w:r>
         <w:t>Reactome_2022</w:t>
@@ -116,6 +153,126 @@
         </w:drawing>
       </w:r>
     </w:p>
+    <w:p>
+      <w:r>
+        <w:drawing>
+          <wp:inline distT="0" distB="0" distL="0" distR="0" wp14:anchorId="04387B6D" wp14:editId="06219CBA">
+            <wp:extent cx="3214511" cy="3267144"/>
+            <wp:effectExtent l="0" t="0" r="5080" b="0"/>
+            <wp:docPr id="495591677" name="圖片 1"/>
+            <wp:cNvGraphicFramePr>
+              <a:graphicFrameLocks xmlns:a="http://schemas.openxmlformats.org/drawingml/2006/main" noChangeAspect="1"/>
+            </wp:cNvGraphicFramePr>
+            <a:graphic xmlns:a="http://schemas.openxmlformats.org/drawingml/2006/main">
+              <a:graphicData uri="http://schemas.openxmlformats.org/drawingml/2006/picture">
+                <pic:pic xmlns:pic="http://schemas.openxmlformats.org/drawingml/2006/picture">
+                  <pic:nvPicPr>
+                    <pic:cNvPr id="495591677" name=""/>
+                    <pic:cNvPicPr/>
+                  </pic:nvPicPr>
+                  <pic:blipFill>
+                    <a:blip r:embed="rId6"/>
+                    <a:stretch>
+                      <a:fillRect/>
+                    </a:stretch>
+                  </pic:blipFill>
+                  <pic:spPr>
+                    <a:xfrm>
+                      <a:off x="0" y="0"/>
+                      <a:ext cx="3220962" cy="3273701"/>
+                    </a:xfrm>
+                    <a:prstGeom prst="rect">
+                      <a:avLst/>
+                    </a:prstGeom>
+                  </pic:spPr>
+                </pic:pic>
+              </a:graphicData>
+            </a:graphic>
+          </wp:inline>
+        </w:drawing>
+      </w:r>
+    </w:p>
+    <w:p>
+      <w:r>
+        <w:lastRenderedPageBreak/>
+        <w:drawing>
+          <wp:inline distT="0" distB="0" distL="0" distR="0" wp14:anchorId="13877CE8" wp14:editId="6C487929">
+            <wp:extent cx="5274310" cy="2341245"/>
+            <wp:effectExtent l="0" t="0" r="2540" b="0"/>
+            <wp:docPr id="2103362457" name="圖形 1"/>
+            <wp:cNvGraphicFramePr>
+              <a:graphicFrameLocks xmlns:a="http://schemas.openxmlformats.org/drawingml/2006/main" noChangeAspect="1"/>
+            </wp:cNvGraphicFramePr>
+            <a:graphic xmlns:a="http://schemas.openxmlformats.org/drawingml/2006/main">
+              <a:graphicData uri="http://schemas.openxmlformats.org/drawingml/2006/picture">
+                <pic:pic xmlns:pic="http://schemas.openxmlformats.org/drawingml/2006/picture">
+                  <pic:nvPicPr>
+                    <pic:cNvPr id="2103362457" name=""/>
+                    <pic:cNvPicPr/>
+                  </pic:nvPicPr>
+                  <pic:blipFill>
+                    <a:blip r:embed="rId7">
+                      <a:extLst>
+                        <a:ext uri="{96DAC541-7B7A-43D3-8B79-37D633B846F1}">
+                          <asvg:svgBlip xmlns:asvg="http://schemas.microsoft.com/office/drawing/2016/SVG/main" r:embed="rId8"/>
+                        </a:ext>
+                      </a:extLst>
+                    </a:blip>
+                    <a:stretch>
+                      <a:fillRect/>
+                    </a:stretch>
+                  </pic:blipFill>
+                  <pic:spPr>
+                    <a:xfrm>
+                      <a:off x="0" y="0"/>
+                      <a:ext cx="5274310" cy="2341245"/>
+                    </a:xfrm>
+                    <a:prstGeom prst="rect">
+                      <a:avLst/>
+                    </a:prstGeom>
+                  </pic:spPr>
+                </pic:pic>
+              </a:graphicData>
+            </a:graphic>
+          </wp:inline>
+        </w:drawing>
+      </w:r>
+    </w:p>
+    <w:p>
+      <w:pPr>
+        <w:rPr>
+          <w:rFonts w:hint="eastAsia"/>
+        </w:rPr>
+      </w:pPr>
+      <w:r>
+        <w:rPr>
+          <w:rFonts w:hint="eastAsia"/>
+        </w:rPr>
+        <w:t>(</w:t>
+      </w:r>
+      <w:r>
+        <w:t>Reactome_2022</w:t>
+      </w:r>
+      <w:r>
+        <w:rPr>
+          <w:rFonts w:hint="eastAsia"/>
+        </w:rPr>
+        <w:t>)</w:t>
+      </w:r>
+    </w:p>
+    <w:p>
+      <w:pPr>
+        <w:rPr>
+          <w:rFonts w:hint="eastAsia"/>
+        </w:rPr>
+      </w:pPr>
+      <w:r>
+        <w:rPr>
+          <w:rFonts w:hint="eastAsia"/>
+        </w:rPr>
+        <w:t>-----------------------------------------------------------------------------------------------------</w:t>
+      </w:r>
+    </w:p>
     <w:p/>
     <w:p>
       <w:r>
@@ -145,7 +302,7 @@
                     <pic:cNvPicPr/>
                   </pic:nvPicPr>
                   <pic:blipFill>
-                    <a:blip r:embed="rId6"/>
+                    <a:blip r:embed="rId9"/>
                     <a:stretch>
                       <a:fillRect/>
                     </a:stretch>
@@ -166,7 +323,71 @@
         </w:drawing>
       </w:r>
     </w:p>
+    <w:p>
+      <w:pPr>
+        <w:rPr>
+          <w:rFonts w:hint="eastAsia"/>
+        </w:rPr>
+      </w:pPr>
+      <w:r>
+        <w:drawing>
+          <wp:inline distT="0" distB="0" distL="0" distR="0" wp14:anchorId="692AC112" wp14:editId="00DDFC9A">
+            <wp:extent cx="5274310" cy="1586865"/>
+            <wp:effectExtent l="0" t="0" r="2540" b="0"/>
+            <wp:docPr id="826964044" name="圖片 1"/>
+            <wp:cNvGraphicFramePr>
+              <a:graphicFrameLocks xmlns:a="http://schemas.openxmlformats.org/drawingml/2006/main" noChangeAspect="1"/>
+            </wp:cNvGraphicFramePr>
+            <a:graphic xmlns:a="http://schemas.openxmlformats.org/drawingml/2006/main">
+              <a:graphicData uri="http://schemas.openxmlformats.org/drawingml/2006/picture">
+                <pic:pic xmlns:pic="http://schemas.openxmlformats.org/drawingml/2006/picture">
+                  <pic:nvPicPr>
+                    <pic:cNvPr id="826964044" name=""/>
+                    <pic:cNvPicPr/>
+                  </pic:nvPicPr>
+                  <pic:blipFill>
+                    <a:blip r:embed="rId10"/>
+                    <a:stretch>
+                      <a:fillRect/>
+                    </a:stretch>
+                  </pic:blipFill>
+                  <pic:spPr>
+                    <a:xfrm>
+                      <a:off x="0" y="0"/>
+                      <a:ext cx="5274310" cy="1586865"/>
+                    </a:xfrm>
+                    <a:prstGeom prst="rect">
+                      <a:avLst/>
+                    </a:prstGeom>
+                  </pic:spPr>
+                </pic:pic>
+              </a:graphicData>
+            </a:graphic>
+          </wp:inline>
+        </w:drawing>
+      </w:r>
+    </w:p>
+    <w:p>
+      <w:pPr>
+        <w:rPr>
+          <w:rFonts w:hint="eastAsia"/>
+        </w:rPr>
+      </w:pPr>
+      <w:r>
+        <w:rPr>
+          <w:rFonts w:hint="eastAsia"/>
+        </w:rPr>
+        <w:t>-----------------------------------------------------------------------------------------------------</w:t>
+      </w:r>
+    </w:p>
     <w:p/>
+    <w:p>
+      <w:pPr>
+        <w:rPr>
+          <w:rFonts w:hint="eastAsia"/>
+        </w:rPr>
+      </w:pPr>
+    </w:p>
     <w:p>
       <w:r>
         <w:t>MSigDB_Hallmark_2020</w:t>
@@ -200,7 +421,7 @@
                     <pic:cNvPicPr/>
                   </pic:nvPicPr>
                   <pic:blipFill>
-                    <a:blip r:embed="rId7"/>
+                    <a:blip r:embed="rId11"/>
                     <a:stretch>
                       <a:fillRect/>
                     </a:stretch>
@@ -221,10 +442,47 @@
         </w:drawing>
       </w:r>
     </w:p>
+    <w:p>
+      <w:pPr>
+        <w:rPr>
+          <w:rFonts w:hint="eastAsia"/>
+        </w:rPr>
+      </w:pPr>
+      <w:r>
+        <w:rPr>
+          <w:rFonts w:hint="eastAsia"/>
+        </w:rPr>
+        <w:lastRenderedPageBreak/>
+        <w:t>-----------------------------------------------------------------------------------------------------</w:t>
+      </w:r>
+    </w:p>
     <w:p/>
     <w:p>
+      <w:pPr>
+        <w:rPr>
+          <w:rFonts w:hint="eastAsia"/>
+        </w:rPr>
+      </w:pPr>
       <w:r>
         <w:t>WikiPathways_2024_Human</w:t>
+      </w:r>
+      <w:r>
+        <w:rPr>
+          <w:rFonts w:hint="eastAsia"/>
+        </w:rPr>
+        <w:t>(</w:t>
+      </w:r>
+      <w:r>
+        <w:rPr>
+          <w:rFonts w:hint="eastAsia"/>
+        </w:rPr>
+        <w:t>可放圖</w:t>
+      </w:r>
+      <w:r>
+        <w:rPr>
+          <w:rFonts w:hint="eastAsia"/>
+        </w:rPr>
+        <w:t>)</w:t>
       </w:r>
     </w:p>
     <w:p>
@@ -260,7 +518,7 @@
                     <pic:cNvPicPr/>
                   </pic:nvPicPr>
                   <pic:blipFill>
-                    <a:blip r:embed="rId8"/>
+                    <a:blip r:embed="rId12"/>
                     <a:stretch>
                       <a:fillRect/>
                     </a:stretch>
@@ -691,7 +949,7 @@
   <w:style w:type="paragraph" w:default="1" w:styleId="a">
     <w:name w:val="Normal"/>
     <w:qFormat/>
-    <w:rsid w:val="005A3ADD"/>
+    <w:rsid w:val="00286950"/>
     <w:pPr>
       <w:widowControl w:val="0"/>
     </w:pPr>
@@ -897,7 +1155,6 @@
   <w:style w:type="character" w:default="1" w:styleId="a0">
     <w:name w:val="Default Paragraph Font"/>
     <w:uiPriority w:val="1"/>
-    <w:semiHidden/>
     <w:unhideWhenUsed/>
   </w:style>
   <w:style w:type="table" w:default="1" w:styleId="a1">
